--- a/docs/course-materials/activities/Activity1.docx
+++ b/docs/course-materials/activities/Activity1.docx
@@ -225,7 +225,11 @@
         <w:t xml:space="preserve">Create a presentation to be presented today on your findings (3min-5min). Use your examples to tell a story. You can use PowerPoint or other visualizing software. Make your presentation compelling, and feel free to show off some of the most meaningful examples. All students must present some of their findings.</w:t>
       </w:r>
     </w:p>
-    <w:sectPr/>
+    <w:sectPr>
+      <w:footnotePr>
+        <w:numRestart w:val="eachSect"/>
+      </w:footnotePr>
+    </w:sectPr>
   </w:body>
 </w:document>
 </file>
@@ -627,8 +631,6 @@
     </w:pPr>
     <w:rPr>
       <w:rFonts w:asciiTheme="majorHAnsi" w:cstheme="majorBidi" w:eastAsiaTheme="majorEastAsia" w:hAnsiTheme="majorHAnsi"/>
-      <w:spacing w:val="-10"/>
-      <w:kern w:val="28"/>
       <w:sz w:val="56"/>
       <w:szCs w:val="56"/>
     </w:rPr>
@@ -641,8 +643,6 @@
     <w:rsid w:val="00A10FD9"/>
     <w:rPr>
       <w:rFonts w:asciiTheme="majorHAnsi" w:cstheme="majorBidi" w:eastAsiaTheme="majorEastAsia" w:hAnsiTheme="majorHAnsi"/>
-      <w:spacing w:val="-10"/>
-      <w:kern w:val="28"/>
       <w:sz w:val="56"/>
       <w:szCs w:val="56"/>
     </w:rPr>
@@ -683,23 +683,31 @@
   </w:style>
   <w:style w:customStyle="1" w:styleId="Author" w:type="paragraph">
     <w:name w:val="Author"/>
+    <w:basedOn w:val="Title"/>
     <w:next w:val="BodyText"/>
     <w:qFormat/>
     <w:pPr>
       <w:keepNext/>
       <w:keepLines/>
-      <w:jc w:val="center"/>
-    </w:pPr>
+    </w:pPr>
+    <w:rPr>
+      <w:sz w:val="24"/>
+      <w:szCs w:val="24"/>
+    </w:rPr>
   </w:style>
   <w:style w:styleId="Date" w:type="paragraph">
     <w:name w:val="Date"/>
+    <w:basedOn w:val="Title"/>
     <w:next w:val="BodyText"/>
     <w:qFormat/>
     <w:pPr>
       <w:keepNext/>
       <w:keepLines/>
-      <w:jc w:val="center"/>
-    </w:pPr>
+    </w:pPr>
+    <w:rPr>
+      <w:sz w:val="24"/>
+      <w:szCs w:val="24"/>
+    </w:rPr>
   </w:style>
   <w:style w:customStyle="1" w:styleId="AbstractTitle" w:type="paragraph">
     <w:name w:val="Abstract Title"/>
